--- a/submission/TextQuant_Submission.docx
+++ b/submission/TextQuant_Submission.docx
@@ -134,6 +134,303 @@
         <w:t xml:space="preserve">https://github.com/PeacoFoxy/hackmit-greenwash-audit</w:t>
       </w:r>
     </w:p>
+    <w:bookmarkStart w:id="9" w:name="what-it-found"/>
+    <w:p>
+      <w:pPr>
+        <w:pStyle w:val="Heading2"/>
+      </w:pPr>
+      <w:r>
+        <w:t xml:space="preserve">What it found</w:t>
+      </w:r>
+    </w:p>
+    <w:p>
+      <w:pPr>
+        <w:pStyle w:val="FirstParagraph"/>
+      </w:pPr>
+      <w:r>
+        <w:t xml:space="preserve">Four numbers, one formula each, reproducible offline with no API key.</w:t>
+      </w:r>
+    </w:p>
+    <w:tbl>
+      <w:tblPr>
+        <w:tblStyle w:val="Table"/>
+        <w:tblW w:type="pct" w:w="5000"/>
+        <w:tblLayout w:type="fixed"/>
+        <w:tblLook w:firstRow="1" w:lastRow="0" w:firstColumn="0" w:lastColumn="0" w:noHBand="0" w:noVBand="0" w:val="0020"/>
+      </w:tblPr>
+      <w:tblGrid>
+        <w:gridCol w:w="2640"/>
+        <w:gridCol w:w="2640"/>
+        <w:gridCol w:w="2640"/>
+      </w:tblGrid>
+      <w:tr>
+        <w:trPr>
+          <w:tblHeader w:val="on"/>
+        </w:trPr>
+        <w:tc>
+          <w:tcPr/>
+          <w:p>
+            <w:pPr>
+              <w:pStyle w:val="Compact"/>
+            </w:pPr>
+          </w:p>
+        </w:tc>
+        <w:tc>
+          <w:tcPr/>
+          <w:p>
+            <w:pPr>
+              <w:pStyle w:val="Compact"/>
+              <w:jc w:val="left"/>
+            </w:pPr>
+            <w:r>
+              <w:t xml:space="preserve">Formula</w:t>
+            </w:r>
+          </w:p>
+        </w:tc>
+        <w:tc>
+          <w:tcPr/>
+          <w:p>
+            <w:pPr>
+              <w:pStyle w:val="Compact"/>
+              <w:jc w:val="right"/>
+            </w:pPr>
+            <w:r>
+              <w:t xml:space="preserve">Result</w:t>
+            </w:r>
+          </w:p>
+        </w:tc>
+      </w:tr>
+      <w:tr>
+        <w:tc>
+          <w:tcPr/>
+          <w:p>
+            <w:pPr>
+              <w:pStyle w:val="Compact"/>
+              <w:jc w:val="left"/>
+            </w:pPr>
+            <w:r>
+              <w:t xml:space="preserve">Document that needs no analyst attention</w:t>
+            </w:r>
+          </w:p>
+        </w:tc>
+        <w:tc>
+          <w:tcPr/>
+          <w:p>
+            <w:pPr>
+              <w:pStyle w:val="Compact"/>
+              <w:jc w:val="left"/>
+            </w:pPr>
+            <w:r>
+              <w:rPr>
+                <w:rStyle w:val="VerbatimChar"/>
+              </w:rPr>
+              <w:t xml:space="preserve">1 − claims surfaced / sentences</w:t>
+            </w:r>
+          </w:p>
+        </w:tc>
+        <w:tc>
+          <w:tcPr/>
+          <w:p>
+            <w:pPr>
+              <w:pStyle w:val="Compact"/>
+              <w:jc w:val="right"/>
+            </w:pPr>
+            <w:r>
+              <w:rPr>
+                <w:b/>
+                <w:bCs/>
+              </w:rPr>
+              <w:t xml:space="preserve">97.8%</w:t>
+            </w:r>
+          </w:p>
+        </w:tc>
+      </w:tr>
+      <w:tr>
+        <w:tc>
+          <w:tcPr/>
+          <w:p>
+            <w:pPr>
+              <w:pStyle w:val="Compact"/>
+              <w:jc w:val="left"/>
+            </w:pPr>
+            <w:r>
+              <w:t xml:space="preserve">Quantified commitments that cannot be progress-checked</w:t>
+            </w:r>
+          </w:p>
+        </w:tc>
+        <w:tc>
+          <w:tcPr/>
+          <w:p>
+            <w:pPr>
+              <w:pStyle w:val="Compact"/>
+              <w:jc w:val="left"/>
+            </w:pPr>
+            <w:r>
+              <w:rPr>
+                <w:rStyle w:val="VerbatimChar"/>
+              </w:rPr>
+              <w:t xml:space="preserve">targets with &lt;2 observations / targets</w:t>
+            </w:r>
+          </w:p>
+        </w:tc>
+        <w:tc>
+          <w:tcPr/>
+          <w:p>
+            <w:pPr>
+              <w:pStyle w:val="Compact"/>
+              <w:jc w:val="right"/>
+            </w:pPr>
+            <w:r>
+              <w:rPr>
+                <w:b/>
+                <w:bCs/>
+              </w:rPr>
+              <w:t xml:space="preserve">96.6%</w:t>
+            </w:r>
+          </w:p>
+        </w:tc>
+      </w:tr>
+      <w:tr>
+        <w:tc>
+          <w:tcPr/>
+          <w:p>
+            <w:pPr>
+              <w:pStyle w:val="Compact"/>
+              <w:jc w:val="left"/>
+            </w:pPr>
+            <w:r>
+              <w:t xml:space="preserve">Rule tree and language model reaching the same label</w:t>
+            </w:r>
+          </w:p>
+        </w:tc>
+        <w:tc>
+          <w:tcPr/>
+          <w:p>
+            <w:pPr>
+              <w:pStyle w:val="Compact"/>
+              <w:jc w:val="left"/>
+            </w:pPr>
+            <w:r>
+              <w:rPr>
+                <w:rStyle w:val="VerbatimChar"/>
+              </w:rPr>
+              <w:t xml:space="preserve">CONFIRMED / (CONFIRMED + CONTESTED)</w:t>
+            </w:r>
+          </w:p>
+        </w:tc>
+        <w:tc>
+          <w:tcPr/>
+          <w:p>
+            <w:pPr>
+              <w:pStyle w:val="Compact"/>
+              <w:jc w:val="right"/>
+            </w:pPr>
+            <w:r>
+              <w:rPr>
+                <w:b/>
+                <w:bCs/>
+              </w:rPr>
+              <w:t xml:space="preserve">78.6%</w:t>
+            </w:r>
+          </w:p>
+        </w:tc>
+      </w:tr>
+      <w:tr>
+        <w:tc>
+          <w:tcPr/>
+          <w:p>
+            <w:pPr>
+              <w:pStyle w:val="Compact"/>
+              <w:jc w:val="left"/>
+            </w:pPr>
+            <w:r>
+              <w:t xml:space="preserve">Quantified claims technically true but missing their basis</w:t>
+            </w:r>
+          </w:p>
+        </w:tc>
+        <w:tc>
+          <w:tcPr/>
+          <w:p>
+            <w:pPr>
+              <w:pStyle w:val="Compact"/>
+              <w:jc w:val="left"/>
+            </w:pPr>
+            <w:r>
+              <w:rPr>
+                <w:rStyle w:val="VerbatimChar"/>
+              </w:rPr>
+              <w:t xml:space="preserve">C / (A + C)</w:t>
+            </w:r>
+            <w:r>
+              <w:t xml:space="preserve">, precision-corrected</w:t>
+            </w:r>
+          </w:p>
+        </w:tc>
+        <w:tc>
+          <w:tcPr/>
+          <w:p>
+            <w:pPr>
+              <w:pStyle w:val="Compact"/>
+              <w:jc w:val="right"/>
+            </w:pPr>
+            <w:r>
+              <w:rPr>
+                <w:b/>
+                <w:bCs/>
+              </w:rPr>
+              <w:t xml:space="preserve">45–49%</w:t>
+            </w:r>
+          </w:p>
+        </w:tc>
+      </w:tr>
+    </w:tbl>
+    <w:p>
+      <w:pPr>
+        <w:pStyle w:val="BodyText"/>
+      </w:pPr>
+      <w:r>
+        <w:t xml:space="preserve">The last one is an interval on purpose.</w:t>
+      </w:r>
+      <w:r>
+        <w:t xml:space="preserve"> </w:t>
+      </w:r>
+      <w:r>
+        <w:rPr>
+          <w:rStyle w:val="VerbatimChar"/>
+        </w:rPr>
+        <w:t xml:space="preserve">C / (A + C)</w:t>
+      </w:r>
+      <w:r>
+        <w:t xml:space="preserve"> </w:t>
+      </w:r>
+      <w:r>
+        <w:t xml:space="preserve">comes to 80.9%, but class-C</w:t>
+      </w:r>
+      <w:r>
+        <w:t xml:space="preserve"> </w:t>
+      </w:r>
+      <w:r>
+        <w:t xml:space="preserve">precision is 0.667 on validated rules and 0.250 on the ten the blind test exposed, so</w:t>
+      </w:r>
+      <w:r>
+        <w:t xml:space="preserve"> </w:t>
+      </w:r>
+      <w:r>
+        <w:t xml:space="preserve">quoting the raw count would carry that error into the headline. Each C is weighted by the</w:t>
+      </w:r>
+      <w:r>
+        <w:t xml:space="preserve"> </w:t>
+      </w:r>
+      <w:r>
+        <w:t xml:space="preserve">measured precision of the rule behind it. It is the only one of the four that depends on</w:t>
+      </w:r>
+      <w:r>
+        <w:t xml:space="preserve"> </w:t>
+      </w:r>
+      <w:r>
+        <w:t xml:space="preserve">the classifier being right — the other three are counting facts.</w:t>
+      </w:r>
+    </w:p>
     <w:p>
       <w:r>
         <w:pict>
@@ -141,7 +438,8 @@
         </w:pict>
       </w:r>
     </w:p>
-    <w:bookmarkStart w:id="9" w:name="inspiration"/>
+    <w:bookmarkEnd w:id="9"/>
+    <w:bookmarkStart w:id="10" w:name="inspiration"/>
     <w:p>
       <w:pPr>
         <w:pStyle w:val="Heading1"/>
@@ -205,8 +503,8 @@
         </w:pict>
       </w:r>
     </w:p>
-    <w:bookmarkEnd w:id="9"/>
-    <w:bookmarkStart w:id="10" w:name="what-it-does"/>
+    <w:bookmarkEnd w:id="10"/>
+    <w:bookmarkStart w:id="11" w:name="what-it-does"/>
     <w:p>
       <w:pPr>
         <w:pStyle w:val="Heading1"/>
@@ -731,8 +1029,8 @@
         </w:pict>
       </w:r>
     </w:p>
-    <w:bookmarkEnd w:id="10"/>
-    <w:bookmarkStart w:id="11" w:name="how-i-built-it"/>
+    <w:bookmarkEnd w:id="11"/>
+    <w:bookmarkStart w:id="12" w:name="how-i-built-it"/>
     <w:p>
       <w:pPr>
         <w:pStyle w:val="Heading1"/>
@@ -1106,8 +1404,8 @@
         </w:pict>
       </w:r>
     </w:p>
-    <w:bookmarkEnd w:id="11"/>
-    <w:bookmarkStart w:id="12" w:name="individual-contributions"/>
+    <w:bookmarkEnd w:id="12"/>
+    <w:bookmarkStart w:id="13" w:name="individual-contributions"/>
     <w:p>
       <w:pPr>
         <w:pStyle w:val="Heading1"/>
@@ -1143,8 +1441,8 @@
         </w:pict>
       </w:r>
     </w:p>
-    <w:bookmarkEnd w:id="12"/>
-    <w:bookmarkStart w:id="13" w:name="challenges-i-ran-into"/>
+    <w:bookmarkEnd w:id="13"/>
+    <w:bookmarkStart w:id="14" w:name="challenges-i-ran-into"/>
     <w:p>
       <w:pPr>
         <w:pStyle w:val="Heading1"/>
@@ -1812,8 +2110,8 @@
         </w:pict>
       </w:r>
     </w:p>
-    <w:bookmarkEnd w:id="13"/>
-    <w:bookmarkStart w:id="14" w:name="accomplishments-im-proud-of"/>
+    <w:bookmarkEnd w:id="14"/>
+    <w:bookmarkStart w:id="15" w:name="accomplishments-im-proud-of"/>
     <w:p>
       <w:pPr>
         <w:pStyle w:val="Heading1"/>
@@ -1983,8 +2281,8 @@
         </w:pict>
       </w:r>
     </w:p>
-    <w:bookmarkEnd w:id="14"/>
-    <w:bookmarkStart w:id="15" w:name="what-i-learned"/>
+    <w:bookmarkEnd w:id="15"/>
+    <w:bookmarkStart w:id="16" w:name="what-i-learned"/>
     <w:p>
       <w:pPr>
         <w:pStyle w:val="Heading1"/>
@@ -2176,8 +2474,8 @@
         </w:pict>
       </w:r>
     </w:p>
-    <w:bookmarkEnd w:id="15"/>
-    <w:bookmarkStart w:id="16" w:name="whats-next"/>
+    <w:bookmarkEnd w:id="16"/>
+    <w:bookmarkStart w:id="17" w:name="whats-next"/>
     <w:p>
       <w:pPr>
         <w:pStyle w:val="Heading1"/>
@@ -2378,7 +2676,7 @@
         <w:t xml:space="preserve">relationship to realized outcomes.</w:t>
       </w:r>
     </w:p>
-    <w:bookmarkEnd w:id="16"/>
+    <w:bookmarkEnd w:id="17"/>
     <w:sectPr>
       <w:footnotePr>
         <w:numRestart w:val="eachSect"/>
